--- a/applications/vantaca-implementation-consultant-payments/cover-letter.docx
+++ b/applications/vantaca-implementation-consultant-payments/cover-letter.docx
@@ -120,7 +120,7 @@
           <w:b w:val="0"/>
           <w:color w:val="1A1A1A"/>
         </w:rPr>
-        <w:t>Payments is a space I care about. I like the idea of making a transaction simple enough that people stop thinking about it, and at Accelo I walked clients through invoicing and billing workflows before they went live. I'd welcome a conversation at 303-726-5037 or jrotnbrg@gmail.com.</w:t>
+        <w:t>Payments is a space I care about. I like the idea of making a transaction simple enough that people stop thinking about it. I've set up and worked in Stripe at Solenzo, and at Accelo I walked clients through invoicing and billing workflows before they went live. I'd welcome a conversation at 303-726-5037 or jrotnbrg@gmail.com.</w:t>
       </w:r>
     </w:p>
     <w:p>
